--- a/arbeitsblaetter/A9_Formatvorlagen_und_Ueberschriften.docx
+++ b/arbeitsblaetter/A9_Formatvorlagen_und_Ueberschriften.docx
@@ -458,7 +458,7 @@
                 <w:color w:val="172A3A"/>
                 <w:sz w:val="19"/>
               </w:rPr>
-              <w:t>Titel  &gt;  Überschrift 1  &gt;  Überschrift 2  &gt;  Standard</w:t>
+              <w:t>Titel  &gt;  Überschrift 1  &gt;  Überschrift 2  &gt;  Standard. Wichtig: Entscheidend ist die richtige Formatvorlage; das genaue Aussehen kann je nach Word-Version leicht abweichen.</w:t>
             </w:r>
           </w:p>
         </w:tc>

--- a/arbeitsblaetter/A9_Formatvorlagen_und_Ueberschriften.docx
+++ b/arbeitsblaetter/A9_Formatvorlagen_und_Ueberschriften.docx
@@ -260,6 +260,60 @@
           </w:p>
           <w:p>
             <w:pPr>
+              <w:spacing w:before="0" w:after="1" w:line="240" w:lineRule="auto"/>
+            </w:pPr>
+            <w:r>
+              <w:rPr>
+                <w:rFonts w:ascii="Arial" w:hAnsi="Arial" w:eastAsia="Arial"/>
+                <w:b/>
+                <w:i w:val="0"/>
+                <w:color w:val="1D6765"/>
+                <w:sz w:val="17"/>
+              </w:rPr>
+              <w:t>START → FORMATVORLAGEN</w:t>
+            </w:r>
+          </w:p>
+          <w:p>
+            <w:pPr>
+              <w:spacing w:before="0" w:after="10"/>
+            </w:pPr>
+            <w:r>
+              <w:drawing>
+                <wp:inline xmlns:a="http://schemas.openxmlformats.org/drawingml/2006/main" xmlns:pic="http://schemas.openxmlformats.org/drawingml/2006/picture">
+                  <wp:extent cx="3924000" cy="497040"/>
+                  <wp:docPr id="2" name="Picture 2"/>
+                  <wp:cNvGraphicFramePr>
+                    <a:graphicFrameLocks noChangeAspect="1"/>
+                  </wp:cNvGraphicFramePr>
+                  <a:graphic>
+                    <a:graphicData uri="http://schemas.openxmlformats.org/drawingml/2006/picture">
+                      <pic:pic>
+                        <pic:nvPicPr>
+                          <pic:cNvPr id="0" name="a9_formatvorlagen_werkzeuge.png"/>
+                          <pic:cNvPicPr/>
+                        </pic:nvPicPr>
+                        <pic:blipFill>
+                          <a:blip r:embed="rId12"/>
+                          <a:stretch>
+                            <a:fillRect/>
+                          </a:stretch>
+                        </pic:blipFill>
+                        <pic:spPr>
+                          <a:xfrm>
+                            <a:off x="0" y="0"/>
+                            <a:ext cx="3924000" cy="497040"/>
+                          </a:xfrm>
+                          <a:prstGeom prst="rect"/>
+                        </pic:spPr>
+                      </pic:pic>
+                    </a:graphicData>
+                  </a:graphic>
+                </wp:inline>
+              </w:drawing>
+            </w:r>
+          </w:p>
+          <w:p>
+            <w:pPr>
               <w:spacing w:before="0" w:after="9" w:line="240" w:lineRule="auto"/>
             </w:pPr>
             <w:r>
@@ -459,73 +513,6 @@
                 <w:sz w:val="19"/>
               </w:rPr>
               <w:t>Titel  &gt;  Überschrift 1  &gt;  Überschrift 2  &gt;  Standard. Wichtig: Entscheidend ist die richtige Formatvorlage; das genaue Aussehen kann je nach Word-Version leicht abweichen.</w:t>
-            </w:r>
-          </w:p>
-        </w:tc>
-      </w:tr>
-    </w:tbl>
-    <w:tbl>
-      <w:tblPr>
-        <w:tblW w:type="auto" w:w="0"/>
-        <w:tblLayout w:type="fixed"/>
-        <w:tblLook w:firstColumn="1" w:firstRow="1" w:lastColumn="0" w:lastRow="0" w:noHBand="0" w:noVBand="1" w:val="04A0"/>
-      </w:tblPr>
-      <w:tblGrid>
-        <w:gridCol w:w="1828"/>
-        <w:gridCol w:w="8003"/>
-      </w:tblGrid>
-      <w:tr>
-        <w:trPr>
-          <w:cantSplit/>
-        </w:trPr>
-        <w:tc>
-          <w:tcPr>
-            <w:tcW w:type="dxa" w:w="1828"/>
-            <w:vAlign w:val="center"/>
-            <w:tcMar>
-              <w:top w:w="75" w:type="dxa"/>
-              <w:start w:w="130" w:type="dxa"/>
-              <w:bottom w:w="75" w:type="dxa"/>
-              <w:end w:w="130" w:type="dxa"/>
-            </w:tcMar>
-            <w:shd w:fill="F8F3EA"/>
-          </w:tcPr>
-          <w:p>
-            <w:pPr>
-              <w:spacing w:after="0"/>
-              <w:jc w:val="center"/>
-            </w:pPr>
-            <w:r>
-              <w:rPr>
-                <w:rFonts w:ascii="Arial" w:hAnsi="Arial" w:eastAsia="Arial"/>
-                <w:b/>
-                <w:color w:val="17324D"/>
-                <w:sz w:val="18"/>
-              </w:rPr>
-              <w:t>TIPP</w:t>
-            </w:r>
-          </w:p>
-        </w:tc>
-        <w:tc>
-          <w:tcPr>
-            <w:tcW w:type="dxa" w:w="8003"/>
-            <w:vAlign w:val="center"/>
-            <w:tcMar>
-              <w:top w:w="75" w:type="dxa"/>
-              <w:start w:w="190" w:type="dxa"/>
-              <w:bottom w:w="75" w:type="dxa"/>
-              <w:end w:w="190" w:type="dxa"/>
-            </w:tcMar>
-            <w:shd w:fill="F8F3EA"/>
-          </w:tcPr>
-          <w:p>
-            <w:r>
-              <w:rPr>
-                <w:rFonts w:ascii="Arial" w:hAnsi="Arial" w:eastAsia="Arial"/>
-                <w:color w:val="172A3A"/>
-                <w:sz w:val="19"/>
-              </w:rPr>
-              <w:t>Formatvorlagen findest du bei «Start». Klicke zuerst in den Absatz und dann auf die passende Formatvorlage.</w:t>
             </w:r>
           </w:p>
         </w:tc>
